--- a/migration/Setting up a cloud session for NAADAP.docx
+++ b/migration/Setting up a cloud session for NAADAP.docx
@@ -117,7 +117,15 @@
       </w:r>
       <w:proofErr w:type="spellEnd"/>
       <w:r>
-        <w:t>-Interactive org (or scope it to just the NAADAP repo if it offers a choice) — otherwise the cloud sandbox can't clone or push.</w:t>
+        <w:t xml:space="preserve">-Interactive org (or scope it to just the NAADAP repo if it offers a </w:t>
+      </w:r>
+      <w:proofErr w:type="gramStart"/>
+      <w:r>
+        <w:t>choice) —</w:t>
+      </w:r>
+      <w:proofErr w:type="gramEnd"/>
+      <w:r>
+        <w:t xml:space="preserve"> otherwise the cloud sandbox can't clone or push.</w:t>
       </w:r>
     </w:p>
     <w:p>
@@ -336,10 +344,12 @@
         <w:t xml:space="preserve"> Naadap.sln, six source projects + their test projects, no </w:t>
       </w:r>
       <w:proofErr w:type="spellStart"/>
+      <w:proofErr w:type="gramStart"/>
       <w:r>
         <w:t>global.json</w:t>
       </w:r>
       <w:proofErr w:type="spellEnd"/>
+      <w:proofErr w:type="gramEnd"/>
       <w:r>
         <w:t xml:space="preserve">, and a real </w:t>
       </w:r>
@@ -479,7 +489,23 @@
         <w:t xml:space="preserve"> plain, non-secret config, matching your actual commit identity from the repo's git log:</w:t>
       </w:r>
     </w:p>
-    <w:p/>
+    <w:p>
+      <w:r>
+        <w:t>GIT_AUTHOR_NAME=Kyle Simmons</w:t>
+      </w:r>
+      <w:r>
+        <w:br/>
+      </w:r>
+      <w:r>
+        <w:t>DOTNET_NOLOGO=1</w:t>
+      </w:r>
+      <w:r>
+        <w:br/>
+      </w:r>
+      <w:r>
+        <w:t>DOTNET_CLI_TELEMETRY_OPTOUT=1</w:t>
+      </w:r>
+    </w:p>
     <w:p>
       <w:r>
         <w:t xml:space="preserve">The first line keeps commit authorship consistent with your existing history if you ever run git commit by hand inside the sandbox. The other two are pure quality-of-life for .NET </w:t>
@@ -515,7 +541,15 @@
         <w:t>—</w:t>
       </w:r>
       <w:r>
-        <w:t xml:space="preserve"> runs once, before Claude Code launches. This is where dotnet restore belongs, so packages are already pulled by the time you start working instead of stalling your first prompt. I don't know whether the sandbox's base image has the .NET SDK preinstalled, so I wrote it defensively </w:t>
+        <w:t xml:space="preserve"> runs </w:t>
+      </w:r>
+      <w:proofErr w:type="gramStart"/>
+      <w:r>
+        <w:t>once,</w:t>
+      </w:r>
+      <w:proofErr w:type="gramEnd"/>
+      <w:r>
+        <w:t xml:space="preserve"> before Claude Code launches. This is where dotnet restore belongs, so packages are already pulled by the time you start working instead of stalling your first prompt. I don't know whether the sandbox's base image has the .NET SDK preinstalled, so I wrote it defensively </w:t>
       </w:r>
       <w:r>
         <w:rPr>
@@ -525,6 +559,81 @@
       </w:r>
       <w:r>
         <w:t xml:space="preserve"> installs .NET 9 only if it's missing, then restores:</w:t>
+      </w:r>
+    </w:p>
+    <w:p>
+      <w:proofErr w:type="gramStart"/>
+      <w:r>
+        <w:t>#!/</w:t>
+      </w:r>
+      <w:proofErr w:type="gramEnd"/>
+      <w:r>
+        <w:t>bin/bash</w:t>
+      </w:r>
+      <w:r>
+        <w:br/>
+      </w:r>
+      <w:r>
+        <w:t>set -e</w:t>
+      </w:r>
+      <w:r>
+        <w:br/>
+      </w:r>
+      <w:proofErr w:type="gramStart"/>
+      <w:r>
+        <w:t>if !</w:t>
+      </w:r>
+      <w:proofErr w:type="gramEnd"/>
+      <w:r>
+        <w:t xml:space="preserve"> command -v dotnet &amp;&gt; /dev/null |</w:t>
+      </w:r>
+      <w:proofErr w:type="gramStart"/>
+      <w:r>
+        <w:t>| !</w:t>
+      </w:r>
+      <w:proofErr w:type="gramEnd"/>
+      <w:r>
+        <w:t xml:space="preserve"> dotnet --list-</w:t>
+      </w:r>
+      <w:proofErr w:type="spellStart"/>
+      <w:r>
+        <w:t>sdks</w:t>
+      </w:r>
+      <w:proofErr w:type="spellEnd"/>
+      <w:r>
+        <w:t xml:space="preserve"> | grep -q '^9\.'; then</w:t>
+      </w:r>
+      <w:r>
+        <w:br/>
+      </w:r>
+      <w:r>
+        <w:t xml:space="preserve">  curl -</w:t>
+      </w:r>
+      <w:proofErr w:type="spellStart"/>
+      <w:r>
+        <w:t>sSL</w:t>
+      </w:r>
+      <w:proofErr w:type="spellEnd"/>
+      <w:r>
+        <w:t xml:space="preserve"> https://dot.net/v1/dotnet-install.sh | bash -s -- --channel 9.0</w:t>
+      </w:r>
+      <w:r>
+        <w:br/>
+      </w:r>
+      <w:r>
+        <w:t xml:space="preserve">  export PATH="$HOME/.dotnet:$PATH"</w:t>
+      </w:r>
+      <w:r>
+        <w:br/>
+      </w:r>
+      <w:r>
+        <w:t>fi</w:t>
+      </w:r>
+      <w:r>
+        <w:br/>
+      </w:r>
+      <w:r>
+        <w:t>dotnet restore Naadap.sln</w:t>
       </w:r>
     </w:p>
     <w:p/>
@@ -2238,6 +2347,7 @@
   <w:style w:type="character" w:default="1" w:styleId="DefaultParagraphFont">
     <w:name w:val="Default Paragraph Font"/>
     <w:uiPriority w:val="1"/>
+    <w:semiHidden/>
     <w:unhideWhenUsed/>
   </w:style>
   <w:style w:type="table" w:default="1" w:styleId="TableNormal">
